--- a/p6/Practica 7.docx
+++ b/p6/Practica 7.docx
@@ -115,7 +115,15 @@
           <w:sz w:val="28"/>
           <w:szCs w:val="28"/>
         </w:rPr>
-        <w:t>factorial,</w:t>
+        <w:t>cercana a la factorial</w:t>
+      </w:r>
+      <w:r>
+        <w:rPr>
+          <w:rFonts w:ascii="Times New Roman" w:hAnsi="Times New Roman" w:cs="Times New Roman"/>
+          <w:sz w:val="28"/>
+          <w:szCs w:val="28"/>
+        </w:rPr>
+        <w:t>,</w:t>
       </w:r>
       <w:r>
         <w:rPr>
@@ -254,7 +262,15 @@
           <w:sz w:val="28"/>
           <w:szCs w:val="28"/>
         </w:rPr>
-        <w:t>Esto hace que las opciones y árbol aumente su tamaño en base a la cantidad de opciones a analizar, haciendo que la complejidad se dispare a cercana a factorial, pero con la poda introducida se puede disminuir el tiempo en casos donde se encuentra una solución mejor cada vez, como se verá en la siguiente tabla.</w:t>
+        <w:t>Esto hace que las opciones y árbol aumente su tamaño en base a la cantidad de opciones a analizar, haciendo que la complejidad se dispare a cercana a factorial, pero con la poda introducida se puede disminuir el tiempo en casos donde se encuentr</w:t>
+      </w:r>
+      <w:r>
+        <w:rPr>
+          <w:rFonts w:ascii="Times New Roman" w:hAnsi="Times New Roman" w:cs="Times New Roman"/>
+          <w:sz w:val="28"/>
+          <w:szCs w:val="28"/>
+        </w:rPr>
+        <w:t>a una solución óptima relativamente rápido, generando muchas podas y disminuyendo el tiempo considerablemente, pero no en todos los casos sucede así, tal como se ve en la siguiente tabla, donde cada test se repitió un total de 1000 veces</w:t>
       </w:r>
     </w:p>
     <w:tbl>
@@ -338,7 +354,7 @@
                 <w:sz w:val="28"/>
                 <w:szCs w:val="28"/>
               </w:rPr>
-              <w:t>1</w:t>
+              <w:t>0</w:t>
             </w:r>
           </w:p>
         </w:tc>
@@ -360,7 +376,7 @@
                 <w:sz w:val="28"/>
                 <w:szCs w:val="28"/>
               </w:rPr>
-              <w:t>0</w:t>
+              <w:t>12</w:t>
             </w:r>
           </w:p>
         </w:tc>
@@ -387,7 +403,7 @@
                 <w:sz w:val="28"/>
                 <w:szCs w:val="28"/>
               </w:rPr>
-              <w:t>2</w:t>
+              <w:t>1</w:t>
             </w:r>
           </w:p>
         </w:tc>
@@ -409,7 +425,7 @@
                 <w:sz w:val="28"/>
                 <w:szCs w:val="28"/>
               </w:rPr>
-              <w:t>0</w:t>
+              <w:t>4</w:t>
             </w:r>
           </w:p>
         </w:tc>
@@ -436,7 +452,7 @@
                 <w:sz w:val="28"/>
                 <w:szCs w:val="28"/>
               </w:rPr>
-              <w:t>3</w:t>
+              <w:t>2</w:t>
             </w:r>
           </w:p>
         </w:tc>
@@ -458,7 +474,7 @@
                 <w:sz w:val="28"/>
                 <w:szCs w:val="28"/>
               </w:rPr>
-              <w:t>0</w:t>
+              <w:t>21</w:t>
             </w:r>
           </w:p>
         </w:tc>
@@ -485,7 +501,7 @@
                 <w:sz w:val="28"/>
                 <w:szCs w:val="28"/>
               </w:rPr>
-              <w:t>4</w:t>
+              <w:t>3</w:t>
             </w:r>
           </w:p>
         </w:tc>
@@ -507,7 +523,7 @@
                 <w:sz w:val="28"/>
                 <w:szCs w:val="28"/>
               </w:rPr>
-              <w:t>0</w:t>
+              <w:t>8</w:t>
             </w:r>
           </w:p>
         </w:tc>
@@ -534,7 +550,7 @@
                 <w:sz w:val="28"/>
                 <w:szCs w:val="28"/>
               </w:rPr>
-              <w:t>5</w:t>
+              <w:t>4</w:t>
             </w:r>
           </w:p>
         </w:tc>
@@ -556,7 +572,7 @@
                 <w:sz w:val="28"/>
                 <w:szCs w:val="28"/>
               </w:rPr>
-              <w:t>1</w:t>
+              <w:t>31</w:t>
             </w:r>
           </w:p>
         </w:tc>
@@ -583,7 +599,7 @@
                 <w:sz w:val="28"/>
                 <w:szCs w:val="28"/>
               </w:rPr>
-              <w:t>6</w:t>
+              <w:t>5</w:t>
             </w:r>
           </w:p>
         </w:tc>
@@ -605,7 +621,7 @@
                 <w:sz w:val="28"/>
                 <w:szCs w:val="28"/>
               </w:rPr>
-              <w:t>0</w:t>
+              <w:t>41</w:t>
             </w:r>
           </w:p>
         </w:tc>
@@ -632,7 +648,7 @@
                 <w:sz w:val="28"/>
                 <w:szCs w:val="28"/>
               </w:rPr>
-              <w:t>7</w:t>
+              <w:t>6</w:t>
             </w:r>
           </w:p>
         </w:tc>
@@ -654,7 +670,7 @@
                 <w:sz w:val="28"/>
                 <w:szCs w:val="28"/>
               </w:rPr>
-              <w:t>0</w:t>
+              <w:t>15</w:t>
             </w:r>
           </w:p>
         </w:tc>
@@ -681,7 +697,7 @@
                 <w:sz w:val="28"/>
                 <w:szCs w:val="28"/>
               </w:rPr>
-              <w:t>8</w:t>
+              <w:t>7</w:t>
             </w:r>
           </w:p>
         </w:tc>
@@ -703,7 +719,7 @@
                 <w:sz w:val="28"/>
                 <w:szCs w:val="28"/>
               </w:rPr>
-              <w:t>5087</w:t>
+              <w:t>50</w:t>
             </w:r>
           </w:p>
         </w:tc>
@@ -730,6 +746,56 @@
                 <w:sz w:val="28"/>
                 <w:szCs w:val="28"/>
               </w:rPr>
+              <w:lastRenderedPageBreak/>
+              <w:t>8</w:t>
+            </w:r>
+          </w:p>
+        </w:tc>
+        <w:tc>
+          <w:tcPr>
+            <w:tcW w:w="4406" w:type="dxa"/>
+          </w:tcPr>
+          <w:p>
+            <w:pPr>
+              <w:rPr>
+                <w:rFonts w:ascii="Times New Roman" w:hAnsi="Times New Roman" w:cs="Times New Roman"/>
+                <w:sz w:val="28"/>
+                <w:szCs w:val="28"/>
+              </w:rPr>
+            </w:pPr>
+            <w:r>
+              <w:rPr>
+                <w:rFonts w:ascii="Times New Roman" w:hAnsi="Times New Roman" w:cs="Times New Roman"/>
+                <w:sz w:val="28"/>
+                <w:szCs w:val="28"/>
+              </w:rPr>
+              <w:t>76</w:t>
+            </w:r>
+          </w:p>
+        </w:tc>
+      </w:tr>
+      <w:tr>
+        <w:trPr>
+          <w:trHeight w:val="431"/>
+        </w:trPr>
+        <w:tc>
+          <w:tcPr>
+            <w:tcW w:w="4406" w:type="dxa"/>
+          </w:tcPr>
+          <w:p>
+            <w:pPr>
+              <w:rPr>
+                <w:rFonts w:ascii="Times New Roman" w:hAnsi="Times New Roman" w:cs="Times New Roman"/>
+                <w:sz w:val="28"/>
+                <w:szCs w:val="28"/>
+              </w:rPr>
+            </w:pPr>
+            <w:r>
+              <w:rPr>
+                <w:rFonts w:ascii="Times New Roman" w:hAnsi="Times New Roman" w:cs="Times New Roman"/>
+                <w:sz w:val="28"/>
+                <w:szCs w:val="28"/>
+              </w:rPr>
               <w:t>9</w:t>
             </w:r>
           </w:p>
@@ -752,7 +818,7 @@
                 <w:sz w:val="28"/>
                 <w:szCs w:val="28"/>
               </w:rPr>
-              <w:t>FDT (Mas de 10 minutos)</w:t>
+              <w:t>84</w:t>
             </w:r>
           </w:p>
         </w:tc>
